--- a/fra/docx/53.content.docx
+++ b/fra/docx/53.content.docx
@@ -136,13 +136,6 @@
         <w:rPr>
           <w:lang w:val="fr_FR" w:bidi="fr_FR"/>
         </w:rPr>
-      </w:r>
-      <w:r>
-        <w:rPr>
-          <w:i/>
-          <w:lang w:val="fr_FR" w:bidi="fr_FR"/>
-        </w:rPr>
-        <w:t>2 Thessaloniciens 1.3, 2 Thessaloniciens 1.4, 2 Thessaloniciens 1.5, 2 Thessaloniciens 1.6–8, 2 Thessaloniciens 1.7, 2 Thessaloniciens 1.9, 2 Thessaloniciens 1.9 (#2), 2 Thessaloniciens 1.10, 2 Thessaloniciens 1.11–12, 2 Thessaloniciens 2.1, 2 Thessaloniciens 2.2, 2 Thessaloniciens 2.3, 2 Thessaloniciens 2.4, 2 Thessaloniciens 2.6–7, 2 Thessaloniciens 2.8, 2 Thessaloniciens 2.9, 2 Thessaloniciens 2.10, 2 Thessaloniciens 2.12, 2 Thessaloniciens 2.13–14, 2 Thessaloniciens 2.15, 2 Thessaloniciens 2.17, 2 Thessaloniciens 3.1, 2 Thessaloniciens 3.2, 2 Thessaloniciens 3.4, 2 Thessaloniciens 3.6, 2 Thessaloniciens 3.7–8, 2 Thessaloniciens 3.10, 2 Thessaloniciens 3.12, 2 Thessaloniciens 3.14, 2 Thessaloniciens 3.16, 2 Thessaloniciens 3.17</w:t>
       </w:r>
       <w:r>
         <w:rPr>

--- a/fra/docx/53.content.docx
+++ b/fra/docx/53.content.docx
@@ -123,19 +123,6 @@
           <w:lang w:val="fr_FR" w:bidi="fr_FR"/>
         </w:rPr>
         <w:t>2TH</w:t>
-      </w:r>
-      <w:r>
-        <w:rPr>
-          <w:lang w:val="fr_FR" w:bidi="fr_FR"/>
-        </w:rPr>
-      </w:r>
-    </w:p>
-    <w:p>
-      <w:pPr/>
-      <w:r>
-        <w:rPr>
-          <w:lang w:val="fr_FR" w:bidi="fr_FR"/>
-        </w:rPr>
       </w:r>
       <w:r>
         <w:rPr>

--- a/fra/docx/53.content.docx
+++ b/fra/docx/53.content.docx
@@ -19,7 +19,7 @@
         <w:rPr>
           <w:lang w:val="fr_FR" w:bidi="fr_FR"/>
         </w:rPr>
-        <w:t>Resource: Questions de Traduction (unfoldingWord)</w:t>
+        <w:t>Resource: unfoldingWord® Translation Questions</w:t>
       </w:r>
       <w:r>
         <w:rPr>
@@ -85,7 +85,7 @@
         <w:rPr>
           <w:lang w:val="fr_FR" w:bidi="fr_FR"/>
         </w:rPr>
-        <w:t>Questions de Traduction (unfoldingWord)</w:t>
+        <w:t>unfoldingWord® Translation Questions</w:t>
       </w:r>
     </w:p>
     <w:p>
